--- a/public/downloads/Dojo_Deckbuilder_v2.3_Quick_Start.docx
+++ b/public/downloads/Dojo_Deckbuilder_v2.3_Quick_Start.docx
@@ -1759,7 +1759,7 @@
         <w:ind w:left="540" w:hanging="279"/>
       </w:pPr>
       <w:r>
-        <w:t>Make up to two normal Attacks.</w:t>
+        <w:t>Play any number of legal Attacks from your hand, resolving each separately.</w:t>
       </w:r>
     </w:p>
     <w:p>
@@ -1772,7 +1772,7 @@
         <w:ind w:left="540" w:hanging="279"/>
       </w:pPr>
       <w:r>
-        <w:t>One Flow Attack and one required Combo finisher may exceed that limit.</w:t>
+        <w:t>After your first Attack with Flow each turn resolves, draw one card.</w:t>
       </w:r>
     </w:p>
     <w:p>
@@ -2152,7 +2152,7 @@
     </w:p>
     <w:p>
       <w:r>
-        <w:t>Cards legally played or Equipped from hand during your own turn generate printed Focus before their effects resolve. Reactions played on another player's turn can generate Focus, and that Focus lasts until your next Hide. Unspent Focus is then lost.</w:t>
+        <w:t>Cards legally played or Equipped from hand during your own turn generate printed Focus before their effects resolve. Cards played outside your own turn do not generate their printed Focus Value unless their rules text explicitly grants Focus. Explicit Focus gained outside your turn remains until your next Hide unless that effect gives it another duration. Unspent Focus is then lost.</w:t>
       </w:r>
     </w:p>
     <w:p>
